--- a/materialien/Werkzeuge/AQ_Werkzeugkarten.docx
+++ b/materialien/Werkzeuge/AQ_Werkzeugkarten.docx
@@ -5940,7 +5940,7 @@
           <w:sz w:val="19"/>
           <w:szCs w:val="19"/>
         </w:rPr>
-        <w:t xml:space="preserve">Eine Spalte je Variable (ggf. Bedingung w/f, Rückgabe/Ausgabe). Neue Zeile, sobald sich ein Wert ändert.</w:t>
+        <w:t xml:space="preserve">Eine Spalte je Variable (dazu ggf. Rückgabe/Ausgabe) – keine Bedingungen. Eine neue Zeile an jeder mit „// → Tabellenzeile“ markierten Stelle im Code.</w:t>
       </w:r>
     </w:p>
     <w:tbl>
